--- a/data/ai_paras/AI_para_144.docx
+++ b/data/ai_paras/AI_para_144.docx
@@ -4,7 +4,7 @@
   <w:body>
     <w:p>
       <w:r>
-        <w:t>When addressing counter-arguments to the reinterpretation of controversial memorials and monuments, it is essential to consider the perspective that such actions may inadvertently sanitize history. Critics argue that altering or adding contextual elements to existing monuments could obscure the original intent and historical significance, potentially leading to a diluted understanding of past events (Ref-s529343). Additionally, opponents of reinterpretation contend that these modifications might fail to address the underlying issues of representation and historical injustice, thus falling short of achieving meaningful social change (Ref-s529343). Furthermore, the fear of erasing historical narratives by changing monuments could provoke resistance from groups who view these structures as integral to their cultural heritage (Ref-s529343). By engaging with these arguments, it becomes clear that any approach to controversial monuments must carefully balance the need for historical integrity with the imperative for social justice.</w:t>
+        <w:t>The debate over memorials and monuments involves a diverse array of stakeholders, each with distinct positions and interests. Government entities often play a central role, as they are responsible for the preservation or removal of these structures, and they must navigate public opinion and historical integrity (Ref-f594763). Cultural heritage organizations and historians typically advocate for preserving monuments, emphasizing their educational value and the importance of maintaining historical continuity. Conversely, social justice groups and marginalized communities frequently call for the removal or reinterpretation of monuments that memorialize oppressive figures, arguing that these structures perpetuate harm and historical exclusion (Ref-f594763). Additionally, the general public is divided, with some individuals viewing monuments as essential to cultural identity, while others see them as offensive relics of an unjust past, illustrating the complex tensions that underpin this ongoing debate.</w:t>
       </w:r>
     </w:p>
     <w:sectPr>
